--- a/docs/reports/AEGIS_SOC_최종_기술포트폴리오_및_종합관제보고서.docx
+++ b/docs/reports/AEGIS_SOC_최종_기술포트폴리오_및_종합관제보고서.docx
@@ -50,7 +50,7 @@
           <w:color w:val="464646"/>
           <w:sz w:val="22"/>
         </w:rPr>
-        <w:t>듀얼 IDS(Suricata 8·Snort 3), SIEM 디코딩 해결, 7대 침해대응 룰북, 4중 AI 가드레일, DaC CI/CD, SOAR 알림, TLS 1.3 복호화 및 실무 면접 방어 가이드 (23선)</w:t>
+        <w:t>듀얼 IDS(Suricata 8·Snort 3), SIEM 디코딩 해결, 7대 침해대응 룰북, 4중 AI 가드레일, DaC CI/CD, SOAR 알림, TLS 1.3 복호화 및 실무 기술 Q&amp;A 가이드 (23선)</w:t>
       </w:r>
     </w:p>
     <w:tbl>
